--- a/docs/docx/activity2-ADR-001-split-into-modules.docx
+++ b/docs/docx/activity2-ADR-001-split-into-modules.docx
@@ -338,7 +338,7 @@
     <w:multiLevelType w:val="multilevel"/>
     <w:lvl w:ilvl="0">
       <w:numFmt w:val="bullet"/>
-      <w:lvlText w:val=" "/>
+      <w:lvlText w:val="•"/>
       <w:lvlJc w:val="left"/>
       <w:pPr>
         <w:ind w:left="720" w:hanging="360"/>
@@ -346,7 +346,7 @@
     </w:lvl>
     <w:lvl w:ilvl="1">
       <w:numFmt w:val="bullet"/>
-      <w:lvlText w:val=" "/>
+      <w:lvlText w:val="•"/>
       <w:lvlJc w:val="left"/>
       <w:pPr>
         <w:ind w:left="1440" w:hanging="360"/>
@@ -354,7 +354,7 @@
     </w:lvl>
     <w:lvl w:ilvl="2">
       <w:numFmt w:val="bullet"/>
-      <w:lvlText w:val=" "/>
+      <w:lvlText w:val="•"/>
       <w:lvlJc w:val="left"/>
       <w:pPr>
         <w:ind w:left="2160" w:hanging="360"/>
@@ -362,7 +362,7 @@
     </w:lvl>
     <w:lvl w:ilvl="3">
       <w:numFmt w:val="bullet"/>
-      <w:lvlText w:val=" "/>
+      <w:lvlText w:val="•"/>
       <w:lvlJc w:val="left"/>
       <w:pPr>
         <w:ind w:left="2880" w:hanging="360"/>
@@ -370,7 +370,7 @@
     </w:lvl>
     <w:lvl w:ilvl="4">
       <w:numFmt w:val="bullet"/>
-      <w:lvlText w:val=" "/>
+      <w:lvlText w:val="•"/>
       <w:lvlJc w:val="left"/>
       <w:pPr>
         <w:ind w:left="3600" w:hanging="360"/>
@@ -378,7 +378,7 @@
     </w:lvl>
     <w:lvl w:ilvl="5">
       <w:numFmt w:val="bullet"/>
-      <w:lvlText w:val=" "/>
+      <w:lvlText w:val="•"/>
       <w:lvlJc w:val="left"/>
       <w:pPr>
         <w:ind w:left="4320" w:hanging="360"/>
@@ -386,7 +386,7 @@
     </w:lvl>
     <w:lvl w:ilvl="6">
       <w:numFmt w:val="bullet"/>
-      <w:lvlText w:val=" "/>
+      <w:lvlText w:val="•"/>
       <w:lvlJc w:val="left"/>
       <w:pPr>
         <w:ind w:left="5040" w:hanging="360"/>
@@ -394,7 +394,7 @@
     </w:lvl>
     <w:lvl w:ilvl="7">
       <w:numFmt w:val="bullet"/>
-      <w:lvlText w:val=" "/>
+      <w:lvlText w:val="•"/>
       <w:lvlJc w:val="left"/>
       <w:pPr>
         <w:ind w:left="5760" w:hanging="360"/>
@@ -402,7 +402,7 @@
     </w:lvl>
     <w:lvl w:ilvl="8">
       <w:numFmt w:val="bullet"/>
-      <w:lvlText w:val=" "/>
+      <w:lvlText w:val="•"/>
       <w:lvlJc w:val="left"/>
       <w:pPr>
         <w:ind w:left="6480" w:hanging="360"/>
